--- a/CSA05_CO1_ AT2.docx
+++ b/CSA05_CO1_ AT2.docx
@@ -5,7 +5,129 @@
     <w:p>
       <w:pPr>
         <w:pStyle w:val="Heading1"/>
-      </w:pPr>
+        <w:rPr>
+          <w:b w:val="0"/>
+          <w:bCs w:val="0"/>
+        </w:rPr>
+      </w:pPr>
+      <w:r>
+        <w:rPr>
+          <w:noProof/>
+        </w:rPr>
+        <mc:AlternateContent>
+          <mc:Choice Requires="wps">
+            <w:drawing>
+              <wp:anchor distT="0" distB="0" distL="114300" distR="114300" simplePos="0" relativeHeight="251659264" behindDoc="0" locked="0" layoutInCell="1" allowOverlap="1" wp14:anchorId="0A90AB56" wp14:editId="5A59A9BF">
+                <wp:simplePos x="0" y="0"/>
+                <wp:positionH relativeFrom="column">
+                  <wp:posOffset>4421888</wp:posOffset>
+                </wp:positionH>
+                <wp:positionV relativeFrom="paragraph">
+                  <wp:posOffset>-719</wp:posOffset>
+                </wp:positionV>
+                <wp:extent cx="2298940" cy="514350"/>
+                <wp:effectExtent l="0" t="0" r="25400" b="19050"/>
+                <wp:wrapNone/>
+                <wp:docPr id="1029169073" name="Text Box 1"/>
+                <wp:cNvGraphicFramePr/>
+                <a:graphic xmlns:a="http://schemas.openxmlformats.org/drawingml/2006/main">
+                  <a:graphicData uri="http://schemas.microsoft.com/office/word/2010/wordprocessingShape">
+                    <wps:wsp>
+                      <wps:cNvSpPr txBox="1"/>
+                      <wps:spPr>
+                        <a:xfrm>
+                          <a:off x="0" y="0"/>
+                          <a:ext cx="2298940" cy="514350"/>
+                        </a:xfrm>
+                        <a:prstGeom prst="rect">
+                          <a:avLst/>
+                        </a:prstGeom>
+                        <a:solidFill>
+                          <a:schemeClr val="lt1"/>
+                        </a:solidFill>
+                        <a:ln w="6350">
+                          <a:solidFill>
+                            <a:prstClr val="black"/>
+                          </a:solidFill>
+                        </a:ln>
+                      </wps:spPr>
+                      <wps:txbx>
+                        <w:txbxContent>
+                          <w:p>
+                            <w:pPr>
+                              <w:jc w:val="right"/>
+                            </w:pPr>
+                            <w:r>
+                              <w:t xml:space="preserve">Vishal </w:t>
+                            </w:r>
+                            <w:proofErr w:type="spellStart"/>
+                            <w:r>
+                              <w:t>Kruthik.V</w:t>
+                            </w:r>
+                            <w:proofErr w:type="spellEnd"/>
+                          </w:p>
+                          <w:p>
+                            <w:pPr>
+                              <w:jc w:val="right"/>
+                            </w:pPr>
+                            <w:r>
+                              <w:t>(192521179)</w:t>
+                            </w:r>
+                          </w:p>
+                        </w:txbxContent>
+                      </wps:txbx>
+                      <wps:bodyPr rot="0" spcFirstLastPara="0" vertOverflow="overflow" horzOverflow="overflow" vert="horz" wrap="square" lIns="91440" tIns="45720" rIns="91440" bIns="45720" numCol="1" spcCol="0" rtlCol="0" fromWordArt="0" anchor="t" anchorCtr="0" forceAA="0" compatLnSpc="1">
+                        <a:prstTxWarp prst="textNoShape">
+                          <a:avLst/>
+                        </a:prstTxWarp>
+                        <a:noAutofit/>
+                      </wps:bodyPr>
+                    </wps:wsp>
+                  </a:graphicData>
+                </a:graphic>
+                <wp14:sizeRelH relativeFrom="margin">
+                  <wp14:pctWidth>0</wp14:pctWidth>
+                </wp14:sizeRelH>
+              </wp:anchor>
+            </w:drawing>
+          </mc:Choice>
+          <mc:Fallback>
+            <w:pict>
+              <v:shapetype w14:anchorId="0A90AB56" id="_x0000_t202" coordsize="21600,21600" o:spt="202" path="m,l,21600r21600,l21600,xe">
+                <v:stroke joinstyle="miter"/>
+                <v:path gradientshapeok="t" o:connecttype="rect"/>
+              </v:shapetype>
+              <v:shape id="Text Box 1" o:spid="_x0000_s1026" type="#_x0000_t202" style="position:absolute;left:0;text-align:left;margin-left:348.2pt;margin-top:-.05pt;width:181pt;height:40.5pt;z-index:251659264;visibility:visible;mso-wrap-style:square;mso-width-percent:0;mso-wrap-distance-left:9pt;mso-wrap-distance-top:0;mso-wrap-distance-right:9pt;mso-wrap-distance-bottom:0;mso-position-horizontal:absolute;mso-position-horizontal-relative:text;mso-position-vertical:absolute;mso-position-vertical-relative:text;mso-width-percent:0;mso-width-relative:margin;v-text-anchor:top" o:gfxdata="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" fillcolor="white [3201]" strokeweight=".5pt">
+                <v:textbox>
+                  <w:txbxContent>
+                    <w:p>
+                      <w:pPr>
+                        <w:jc w:val="right"/>
+                      </w:pPr>
+                      <w:r>
+                        <w:t xml:space="preserve">Vishal </w:t>
+                      </w:r>
+                      <w:proofErr w:type="spellStart"/>
+                      <w:r>
+                        <w:t>Kruthik.V</w:t>
+                      </w:r>
+                      <w:proofErr w:type="spellEnd"/>
+                    </w:p>
+                    <w:p>
+                      <w:pPr>
+                        <w:jc w:val="right"/>
+                      </w:pPr>
+                      <w:r>
+                        <w:t>(192521179)</w:t>
+                      </w:r>
+                    </w:p>
+                  </w:txbxContent>
+                </v:textbox>
+              </v:shape>
+            </w:pict>
+          </mc:Fallback>
+        </mc:AlternateContent>
+      </w:r>
       <w:r>
         <w:t xml:space="preserve">SIMATS </w:t>
       </w:r>
@@ -3230,6 +3352,65 @@
           <w:b/>
         </w:rPr>
       </w:pPr>
+      <w:r>
+        <w:rPr>
+          <w:b/>
+        </w:rPr>
+        <w:t xml:space="preserve">     </w:t>
+      </w:r>
+      <w:r>
+        <w:rPr>
+          <w:noProof/>
+        </w:rPr>
+        <w:drawing>
+          <wp:inline distT="0" distB="0" distL="0" distR="0" wp14:anchorId="06FC0ACE" wp14:editId="66C94B49">
+            <wp:extent cx="1420586" cy="799691"/>
+            <wp:effectExtent l="0" t="0" r="8255" b="635"/>
+            <wp:docPr id="1053653952" name="Picture 2"/>
+            <wp:cNvGraphicFramePr>
+              <a:graphicFrameLocks xmlns:a="http://schemas.openxmlformats.org/drawingml/2006/main" noChangeAspect="1"/>
+            </wp:cNvGraphicFramePr>
+            <a:graphic xmlns:a="http://schemas.openxmlformats.org/drawingml/2006/main">
+              <a:graphicData uri="http://schemas.openxmlformats.org/drawingml/2006/picture">
+                <pic:pic xmlns:pic="http://schemas.openxmlformats.org/drawingml/2006/picture">
+                  <pic:nvPicPr>
+                    <pic:cNvPr id="0" name="Picture 1"/>
+                    <pic:cNvPicPr>
+                      <a:picLocks noChangeAspect="1" noChangeArrowheads="1"/>
+                    </pic:cNvPicPr>
+                  </pic:nvPicPr>
+                  <pic:blipFill>
+                    <a:blip r:embed="rId5" cstate="print">
+                      <a:extLst>
+                        <a:ext uri="{28A0092B-C50C-407E-A947-70E740481C1C}">
+                          <a14:useLocalDpi xmlns:a14="http://schemas.microsoft.com/office/drawing/2010/main" val="0"/>
+                        </a:ext>
+                      </a:extLst>
+                    </a:blip>
+                    <a:srcRect/>
+                    <a:stretch>
+                      <a:fillRect/>
+                    </a:stretch>
+                  </pic:blipFill>
+                  <pic:spPr bwMode="auto">
+                    <a:xfrm>
+                      <a:off x="0" y="0"/>
+                      <a:ext cx="1448917" cy="815640"/>
+                    </a:xfrm>
+                    <a:prstGeom prst="rect">
+                      <a:avLst/>
+                    </a:prstGeom>
+                    <a:noFill/>
+                    <a:ln>
+                      <a:noFill/>
+                    </a:ln>
+                  </pic:spPr>
+                </pic:pic>
+              </a:graphicData>
+            </a:graphic>
+          </wp:inline>
+        </w:drawing>
+      </w:r>
     </w:p>
     <w:p>
       <w:pPr>
@@ -4988,7 +5169,7 @@
                     <pic:cNvPicPr/>
                   </pic:nvPicPr>
                   <pic:blipFill>
-                    <a:blip r:embed="rId5" cstate="print"/>
+                    <a:blip r:embed="rId6" cstate="print"/>
                     <a:stretch>
                       <a:fillRect/>
                     </a:stretch>
@@ -5237,219 +5418,6 @@
             <wp:extent cx="5334000" cy="3524250"/>
             <wp:effectExtent l="0" t="0" r="0" b="0"/>
             <wp:docPr id="943529022" name="Picture 943529022"/>
-            <wp:cNvGraphicFramePr>
-              <a:graphicFrameLocks xmlns:a="http://schemas.openxmlformats.org/drawingml/2006/main" noChangeAspect="1"/>
-            </wp:cNvGraphicFramePr>
-            <a:graphic xmlns:a="http://schemas.openxmlformats.org/drawingml/2006/main">
-              <a:graphicData uri="http://schemas.openxmlformats.org/drawingml/2006/picture">
-                <pic:pic xmlns:pic="http://schemas.openxmlformats.org/drawingml/2006/picture">
-                  <pic:nvPicPr>
-                    <pic:cNvPr id="0" name=""/>
-                    <pic:cNvPicPr>
-                      <a:picLocks noChangeAspect="1" noChangeArrowheads="1"/>
-                    </pic:cNvPicPr>
-                  </pic:nvPicPr>
-                  <pic:blipFill>
-                    <a:blip r:embed="rId6"/>
-                    <a:srcRect/>
-                    <a:stretch>
-                      <a:fillRect/>
-                    </a:stretch>
-                  </pic:blipFill>
-                  <pic:spPr bwMode="auto">
-                    <a:xfrm>
-                      <a:off x="0" y="0"/>
-                      <a:ext cx="5334000" cy="3524250"/>
-                    </a:xfrm>
-                    <a:prstGeom prst="rect">
-                      <a:avLst/>
-                    </a:prstGeom>
-                  </pic:spPr>
-                </pic:pic>
-              </a:graphicData>
-            </a:graphic>
-          </wp:inline>
-        </w:drawing>
-      </w:r>
-    </w:p>
-    <w:p>
-      <w:pPr>
-        <w:pStyle w:val="Heading2"/>
-        <w:spacing w:before="300" w:after="120"/>
-        <w:rPr>
-          <w:color w:val="1565C0"/>
-        </w:rPr>
-      </w:pPr>
-    </w:p>
-    <w:p>
-      <w:pPr>
-        <w:pStyle w:val="Heading2"/>
-        <w:spacing w:before="300" w:after="120"/>
-        <w:rPr>
-          <w:color w:val="1565C0"/>
-        </w:rPr>
-      </w:pPr>
-    </w:p>
-    <w:p>
-      <w:pPr>
-        <w:pStyle w:val="Heading2"/>
-        <w:spacing w:before="300" w:after="120"/>
-        <w:rPr>
-          <w:color w:val="1565C0"/>
-        </w:rPr>
-      </w:pPr>
-    </w:p>
-    <w:p>
-      <w:pPr>
-        <w:pStyle w:val="Heading2"/>
-        <w:spacing w:before="300" w:after="120"/>
-        <w:rPr>
-          <w:color w:val="1565C0"/>
-        </w:rPr>
-      </w:pPr>
-    </w:p>
-    <w:p>
-      <w:pPr>
-        <w:pStyle w:val="Heading2"/>
-        <w:spacing w:before="300" w:after="120"/>
-        <w:rPr>
-          <w:color w:val="1565C0"/>
-        </w:rPr>
-      </w:pPr>
-    </w:p>
-    <w:p>
-      <w:pPr>
-        <w:pStyle w:val="Heading2"/>
-        <w:spacing w:before="300" w:after="120"/>
-        <w:rPr>
-          <w:color w:val="1565C0"/>
-        </w:rPr>
-      </w:pPr>
-    </w:p>
-    <w:p>
-      <w:pPr>
-        <w:pStyle w:val="Heading2"/>
-        <w:spacing w:before="300" w:after="120"/>
-        <w:rPr>
-          <w:color w:val="1565C0"/>
-        </w:rPr>
-      </w:pPr>
-    </w:p>
-    <w:p>
-      <w:pPr>
-        <w:pStyle w:val="Heading2"/>
-        <w:spacing w:before="300" w:after="120"/>
-        <w:rPr>
-          <w:color w:val="1565C0"/>
-        </w:rPr>
-      </w:pPr>
-    </w:p>
-    <w:p>
-      <w:pPr>
-        <w:pStyle w:val="Heading2"/>
-        <w:spacing w:before="300" w:after="120"/>
-      </w:pPr>
-      <w:r>
-        <w:rPr>
-          <w:color w:val="1565C0"/>
-        </w:rPr>
-        <w:lastRenderedPageBreak/>
-        <w:t>Q2. Concept Map: ANSI/SPARC Three-Level Architecture &amp; Data Independence</w:t>
-      </w:r>
-    </w:p>
-    <w:p>
-      <w:pPr>
-        <w:spacing w:after="150"/>
-      </w:pPr>
-      <w:r>
-        <w:rPr>
-          <w:i/>
-          <w:iCs/>
-          <w:color w:val="666666"/>
-          <w:sz w:val="20"/>
-          <w:szCs w:val="20"/>
-        </w:rPr>
-        <w:t>Marks: 5</w:t>
-      </w:r>
-    </w:p>
-    <w:p>
-      <w:pPr>
-        <w:spacing w:after="100"/>
-      </w:pPr>
-      <w:r>
-        <w:t>The ANSI/SPARC architecture separates a database into three levels so that changes at one level do not disturb the others:</w:t>
-      </w:r>
-    </w:p>
-    <w:p>
-      <w:pPr>
-        <w:pStyle w:val="ListParagraph"/>
-        <w:widowControl/>
-        <w:numPr>
-          <w:ilvl w:val="0"/>
-          <w:numId w:val="1"/>
-        </w:numPr>
-        <w:autoSpaceDE/>
-        <w:autoSpaceDN/>
-        <w:spacing w:after="60"/>
-      </w:pPr>
-      <w:r>
-        <w:t>External Level – multiple user views, each showing only the data relevant to a specific user or application.</w:t>
-      </w:r>
-    </w:p>
-    <w:p>
-      <w:pPr>
-        <w:pStyle w:val="ListParagraph"/>
-        <w:widowControl/>
-        <w:numPr>
-          <w:ilvl w:val="0"/>
-          <w:numId w:val="1"/>
-        </w:numPr>
-        <w:autoSpaceDE/>
-        <w:autoSpaceDN/>
-        <w:spacing w:after="60"/>
-      </w:pPr>
-      <w:r>
-        <w:t>Conceptual Level – the single logical schema describing the entire database structure, entities, relationships, and constraints, independent of physical storage.</w:t>
-      </w:r>
-    </w:p>
-    <w:p>
-      <w:pPr>
-        <w:pStyle w:val="ListParagraph"/>
-        <w:widowControl/>
-        <w:numPr>
-          <w:ilvl w:val="0"/>
-          <w:numId w:val="1"/>
-        </w:numPr>
-        <w:autoSpaceDE/>
-        <w:autoSpaceDN/>
-        <w:spacing w:after="60"/>
-      </w:pPr>
-      <w:r>
-        <w:t>Internal Level – the physical schema describing how data is actually stored (files, indexes, access paths).</w:t>
-      </w:r>
-    </w:p>
-    <w:p>
-      <w:pPr>
-        <w:spacing w:after="100"/>
-      </w:pPr>
-      <w:r>
-        <w:t>Logical Data Independence allows the conceptual schema to change without affecting external views. Physical Data Independence allows the internal schema to change without affecting the conceptual schema.</w:t>
-      </w:r>
-    </w:p>
-    <w:p>
-      <w:pPr>
-        <w:spacing w:before="100" w:after="200"/>
-        <w:jc w:val="center"/>
-      </w:pPr>
-      <w:r>
-        <w:rPr>
-          <w:noProof/>
-        </w:rPr>
-        <w:drawing>
-          <wp:inline distT="0" distB="0" distL="0" distR="0" wp14:anchorId="4B8920A7" wp14:editId="66B693E9">
-            <wp:extent cx="5334000" cy="3524250"/>
-            <wp:effectExtent l="0" t="0" r="0" b="0"/>
-            <wp:docPr id="863581651" name="Picture 863581651"/>
             <wp:cNvGraphicFramePr>
               <a:graphicFrameLocks xmlns:a="http://schemas.openxmlformats.org/drawingml/2006/main" noChangeAspect="1"/>
             </wp:cNvGraphicFramePr>
@@ -5566,8 +5534,7 @@
         <w:rPr>
           <w:color w:val="1565C0"/>
         </w:rPr>
-        <w:lastRenderedPageBreak/>
-        <w:t>Q3. Concept Map: File-Based Systems vs Database Systems</w:t>
+        <w:t>Q2. Concept Map: ANSI/SPARC Three-Level Architecture &amp; Data Independence</w:t>
       </w:r>
     </w:p>
     <w:p>
@@ -5590,7 +5557,7 @@
         <w:spacing w:after="100"/>
       </w:pPr>
       <w:r>
-        <w:t>In a file-based system, each application maintains its own separate data files, leading to several well-known problems that a DBMS is specifically designed to solve:</w:t>
+        <w:t>The ANSI/SPARC architecture separates a database into three levels so that changes at one level do not disturb the others:</w:t>
       </w:r>
     </w:p>
     <w:p>
@@ -5606,7 +5573,7 @@
         <w:spacing w:after="60"/>
       </w:pPr>
       <w:r>
-        <w:t>Data Redundancy &amp; Inconsistency → solved by centralized, shared data storage.</w:t>
+        <w:t>External Level – multiple user views, each showing only the data relevant to a specific user or application.</w:t>
       </w:r>
     </w:p>
     <w:p>
@@ -5622,7 +5589,7 @@
         <w:spacing w:after="60"/>
       </w:pPr>
       <w:r>
-        <w:t>Difficulty in Accessing Data → solved by a query language (SQL).</w:t>
+        <w:t>Conceptual Level – the single logical schema describing the entire database structure, entities, relationships, and constraints, independent of physical storage.</w:t>
       </w:r>
     </w:p>
     <w:p>
@@ -5638,71 +5605,15 @@
         <w:spacing w:after="60"/>
       </w:pPr>
       <w:r>
-        <w:t>Data Isolation (data scattered in different formats) → solved by a unified schema integrating all data.</w:t>
-      </w:r>
-    </w:p>
-    <w:p>
-      <w:pPr>
-        <w:pStyle w:val="ListParagraph"/>
-        <w:widowControl/>
-        <w:numPr>
-          <w:ilvl w:val="0"/>
-          <w:numId w:val="1"/>
-        </w:numPr>
-        <w:autoSpaceDE/>
-        <w:autoSpaceDN/>
-        <w:spacing w:after="60"/>
-      </w:pPr>
-      <w:r>
-        <w:t>Integrity Problems (invalid data) → solved by integrity/consistency constraints.</w:t>
-      </w:r>
-    </w:p>
-    <w:p>
-      <w:pPr>
-        <w:pStyle w:val="ListParagraph"/>
-        <w:widowControl/>
-        <w:numPr>
-          <w:ilvl w:val="0"/>
-          <w:numId w:val="1"/>
-        </w:numPr>
-        <w:autoSpaceDE/>
-        <w:autoSpaceDN/>
-        <w:spacing w:after="60"/>
-      </w:pPr>
-      <w:r>
-        <w:t>Atomicity Problems (partial updates on failure) → solved by transaction management (ACID properties).</w:t>
-      </w:r>
-    </w:p>
-    <w:p>
-      <w:pPr>
-        <w:pStyle w:val="ListParagraph"/>
-        <w:widowControl/>
-        <w:numPr>
-          <w:ilvl w:val="0"/>
-          <w:numId w:val="1"/>
-        </w:numPr>
-        <w:autoSpaceDE/>
-        <w:autoSpaceDN/>
-        <w:spacing w:after="60"/>
-      </w:pPr>
-      <w:r>
-        <w:t>Concurrent-Access Anomalies → solved by concurrency-control mechanisms.</w:t>
-      </w:r>
-    </w:p>
-    <w:p>
-      <w:pPr>
-        <w:pStyle w:val="ListParagraph"/>
-        <w:widowControl/>
-        <w:numPr>
-          <w:ilvl w:val="0"/>
-          <w:numId w:val="1"/>
-        </w:numPr>
-        <w:autoSpaceDE/>
-        <w:autoSpaceDN/>
-        <w:spacing w:after="60"/>
-      </w:pPr>
-      <w:r>
-        <w:t>Security Problems → solved by authorization and access-control features.</w:t>
+        <w:t>Internal Level – the physical schema describing how data is actually stored (files, indexes, access paths).</w:t>
+      </w:r>
+    </w:p>
+    <w:p>
+      <w:pPr>
+        <w:spacing w:after="100"/>
+      </w:pPr>
+      <w:r>
+        <w:t>Logical Data Independence allows the conceptual schema to change without affecting external views. Physical Data Independence allows the internal schema to change without affecting the conceptual schema.</w:t>
       </w:r>
     </w:p>
     <w:p>
@@ -5715,10 +5626,10 @@
           <w:noProof/>
         </w:rPr>
         <w:drawing>
-          <wp:inline distT="0" distB="0" distL="0" distR="0" wp14:anchorId="05554B68" wp14:editId="343A8EA0">
+          <wp:inline distT="0" distB="0" distL="0" distR="0" wp14:anchorId="4B8920A7" wp14:editId="66B693E9">
             <wp:extent cx="5334000" cy="3524250"/>
             <wp:effectExtent l="0" t="0" r="0" b="0"/>
-            <wp:docPr id="1128417316" name="Picture 1128417316"/>
+            <wp:docPr id="863581651" name="Picture 863581651"/>
             <wp:cNvGraphicFramePr>
               <a:graphicFrameLocks xmlns:a="http://schemas.openxmlformats.org/drawingml/2006/main" noChangeAspect="1"/>
             </wp:cNvGraphicFramePr>
@@ -5835,8 +5746,7 @@
         <w:rPr>
           <w:color w:val="1565C0"/>
         </w:rPr>
-        <w:lastRenderedPageBreak/>
-        <w:t>Q4. Concept Map: ER Diagram Components</w:t>
+        <w:t>Q3. Concept Map: File-Based Systems vs Database Systems</w:t>
       </w:r>
     </w:p>
     <w:p>
@@ -5859,7 +5769,7 @@
         <w:spacing w:after="100"/>
       </w:pPr>
       <w:r>
-        <w:t>An ER diagram is built from four related component groups:</w:t>
+        <w:t>In a file-based system, each application maintains its own separate data files, leading to several well-known problems that a DBMS is specifically designed to solve:</w:t>
       </w:r>
     </w:p>
     <w:p>
@@ -5875,7 +5785,7 @@
         <w:spacing w:after="60"/>
       </w:pPr>
       <w:r>
-        <w:t>Entity – Strong Entity (has its own primary key) and Weak Entity (depends on a strong/owner entity for identification).</w:t>
+        <w:t>Data Redundancy &amp; Inconsistency → solved by centralized, shared data storage.</w:t>
       </w:r>
     </w:p>
     <w:p>
@@ -5891,7 +5801,7 @@
         <w:spacing w:after="60"/>
       </w:pPr>
       <w:r>
-        <w:t>Attribute Types – Simple (atomic), Composite (divisible, e.g., Address), Derived (computed, e.g., Age from DOB), Multivalued (multiple values, e.g., Phone Numbers), and Key attribute (uniquely identifies an entity).</w:t>
+        <w:t>Difficulty in Accessing Data → solved by a query language (SQL).</w:t>
       </w:r>
     </w:p>
     <w:p>
@@ -5907,7 +5817,7 @@
         <w:spacing w:after="60"/>
       </w:pPr>
       <w:r>
-        <w:t>Relationship Types – classified by degree: Unary (1 entity), Binary (2 entities), Ternary (3 entities).</w:t>
+        <w:t>Data Isolation (data scattered in different formats) → solved by a unified schema integrating all data.</w:t>
       </w:r>
     </w:p>
     <w:p>
@@ -5923,7 +5833,55 @@
         <w:spacing w:after="60"/>
       </w:pPr>
       <w:r>
-        <w:t>Participation Constraints – Total participation (every entity instance must participate, shown with a double line) and Partial participation (optional participation, single line).</w:t>
+        <w:t>Integrity Problems (invalid data) → solved by integrity/consistency constraints.</w:t>
+      </w:r>
+    </w:p>
+    <w:p>
+      <w:pPr>
+        <w:pStyle w:val="ListParagraph"/>
+        <w:widowControl/>
+        <w:numPr>
+          <w:ilvl w:val="0"/>
+          <w:numId w:val="1"/>
+        </w:numPr>
+        <w:autoSpaceDE/>
+        <w:autoSpaceDN/>
+        <w:spacing w:after="60"/>
+      </w:pPr>
+      <w:r>
+        <w:t>Atomicity Problems (partial updates on failure) → solved by transaction management (ACID properties).</w:t>
+      </w:r>
+    </w:p>
+    <w:p>
+      <w:pPr>
+        <w:pStyle w:val="ListParagraph"/>
+        <w:widowControl/>
+        <w:numPr>
+          <w:ilvl w:val="0"/>
+          <w:numId w:val="1"/>
+        </w:numPr>
+        <w:autoSpaceDE/>
+        <w:autoSpaceDN/>
+        <w:spacing w:after="60"/>
+      </w:pPr>
+      <w:r>
+        <w:t>Concurrent-Access Anomalies → solved by concurrency-control mechanisms.</w:t>
+      </w:r>
+    </w:p>
+    <w:p>
+      <w:pPr>
+        <w:pStyle w:val="ListParagraph"/>
+        <w:widowControl/>
+        <w:numPr>
+          <w:ilvl w:val="0"/>
+          <w:numId w:val="1"/>
+        </w:numPr>
+        <w:autoSpaceDE/>
+        <w:autoSpaceDN/>
+        <w:spacing w:after="60"/>
+      </w:pPr>
+      <w:r>
+        <w:t>Security Problems → solved by authorization and access-control features.</w:t>
       </w:r>
     </w:p>
     <w:p>
@@ -5936,10 +5894,10 @@
           <w:noProof/>
         </w:rPr>
         <w:drawing>
-          <wp:inline distT="0" distB="0" distL="0" distR="0" wp14:anchorId="457E72A8" wp14:editId="1F016B67">
+          <wp:inline distT="0" distB="0" distL="0" distR="0" wp14:anchorId="05554B68" wp14:editId="343A8EA0">
             <wp:extent cx="5334000" cy="3524250"/>
             <wp:effectExtent l="0" t="0" r="0" b="0"/>
-            <wp:docPr id="1700331884" name="Picture 1700331884"/>
+            <wp:docPr id="1128417316" name="Picture 1128417316"/>
             <wp:cNvGraphicFramePr>
               <a:graphicFrameLocks xmlns:a="http://schemas.openxmlformats.org/drawingml/2006/main" noChangeAspect="1"/>
             </wp:cNvGraphicFramePr>
@@ -6051,30 +6009,12 @@
       <w:pPr>
         <w:pStyle w:val="Heading2"/>
         <w:spacing w:before="300" w:after="120"/>
-        <w:rPr>
-          <w:color w:val="1565C0"/>
-        </w:rPr>
-      </w:pPr>
-    </w:p>
-    <w:p>
-      <w:pPr>
-        <w:pStyle w:val="Heading2"/>
-        <w:spacing w:before="300" w:after="120"/>
-        <w:rPr>
-          <w:color w:val="1565C0"/>
-        </w:rPr>
-      </w:pPr>
-    </w:p>
-    <w:p>
-      <w:pPr>
-        <w:pStyle w:val="Heading2"/>
-        <w:spacing w:before="300" w:after="120"/>
-      </w:pPr>
-      <w:r>
-        <w:rPr>
-          <w:color w:val="1565C0"/>
-        </w:rPr>
-        <w:t>Q5. Concept Map: Hierarchical vs Network vs Relational Data Models</w:t>
+      </w:pPr>
+      <w:r>
+        <w:rPr>
+          <w:color w:val="1565C0"/>
+        </w:rPr>
+        <w:t>Q4. Concept Map: ER Diagram Components</w:t>
       </w:r>
     </w:p>
     <w:p>
@@ -6097,7 +6037,7 @@
         <w:spacing w:after="100"/>
       </w:pPr>
       <w:r>
-        <w:t>The three classical data models differ mainly in how they represent relationships between records:</w:t>
+        <w:t>An ER diagram is built from four related component groups:</w:t>
       </w:r>
     </w:p>
     <w:p>
@@ -6113,15 +6053,7 @@
         <w:spacing w:after="60"/>
       </w:pPr>
       <w:r>
-        <w:t>Hierarchical Model – a tree structure with strict parent–child (</w:t>
-      </w:r>
-      <w:proofErr w:type="gramStart"/>
-      <w:r>
-        <w:t>1:N</w:t>
-      </w:r>
-      <w:proofErr w:type="gramEnd"/>
-      <w:r>
-        <w:t>) links; each child has exactly one parent; fast but rigid (e.g., IMS).</w:t>
+        <w:t>Entity – Strong Entity (has its own primary key) and Weak Entity (depends on a strong/owner entity for identification).</w:t>
       </w:r>
     </w:p>
     <w:p>
@@ -6137,7 +6069,7 @@
         <w:spacing w:after="60"/>
       </w:pPr>
       <w:r>
-        <w:t>Network Model – a graph structure using owner–member sets; a record can have multiple parents, giving more flexibility (e.g., CODASYL/IDMS).</w:t>
+        <w:t>Attribute Types – Simple (atomic), Composite (divisible, e.g., Address), Derived (computed, e.g., Age from DOB), Multivalued (multiple values, e.g., Phone Numbers), and Key attribute (uniquely identifies an entity).</w:t>
       </w:r>
     </w:p>
     <w:p>
@@ -6153,7 +6085,23 @@
         <w:spacing w:after="60"/>
       </w:pPr>
       <w:r>
-        <w:t>Relational Model – data stored in tables (relations) of rows and columns; relationships expressed through foreign keys; simple, flexible, and SQL-based (e.g., MySQL, Oracle).</w:t>
+        <w:t>Relationship Types – classified by degree: Unary (1 entity), Binary (2 entities), Ternary (3 entities).</w:t>
+      </w:r>
+    </w:p>
+    <w:p>
+      <w:pPr>
+        <w:pStyle w:val="ListParagraph"/>
+        <w:widowControl/>
+        <w:numPr>
+          <w:ilvl w:val="0"/>
+          <w:numId w:val="1"/>
+        </w:numPr>
+        <w:autoSpaceDE/>
+        <w:autoSpaceDN/>
+        <w:spacing w:after="60"/>
+      </w:pPr>
+      <w:r>
+        <w:t>Participation Constraints – Total participation (every entity instance must participate, shown with a double line) and Partial participation (optional participation, single line).</w:t>
       </w:r>
     </w:p>
     <w:p>
@@ -6166,10 +6114,10 @@
           <w:noProof/>
         </w:rPr>
         <w:drawing>
-          <wp:inline distT="0" distB="0" distL="0" distR="0" wp14:anchorId="14821621" wp14:editId="5D979CF2">
+          <wp:inline distT="0" distB="0" distL="0" distR="0" wp14:anchorId="457E72A8" wp14:editId="1F016B67">
             <wp:extent cx="5334000" cy="3524250"/>
             <wp:effectExtent l="0" t="0" r="0" b="0"/>
-            <wp:docPr id="836689204" name="Picture 836689204"/>
+            <wp:docPr id="1700331884" name="Picture 1700331884"/>
             <wp:cNvGraphicFramePr>
               <a:graphicFrameLocks xmlns:a="http://schemas.openxmlformats.org/drawingml/2006/main" noChangeAspect="1"/>
             </wp:cNvGraphicFramePr>
@@ -6290,13 +6238,21 @@
       <w:pPr>
         <w:pStyle w:val="Heading2"/>
         <w:spacing w:before="300" w:after="120"/>
-      </w:pPr>
-      <w:r>
-        <w:rPr>
-          <w:color w:val="1565C0"/>
-        </w:rPr>
-        <w:lastRenderedPageBreak/>
-        <w:t>Q6. Concept Map: EER Model — Extending the Basic ER Model</w:t>
+        <w:rPr>
+          <w:color w:val="1565C0"/>
+        </w:rPr>
+      </w:pPr>
+    </w:p>
+    <w:p>
+      <w:pPr>
+        <w:pStyle w:val="Heading2"/>
+        <w:spacing w:before="300" w:after="120"/>
+      </w:pPr>
+      <w:r>
+        <w:rPr>
+          <w:color w:val="1565C0"/>
+        </w:rPr>
+        <w:t>Q5. Concept Map: Hierarchical vs Network vs Relational Data Models</w:t>
       </w:r>
     </w:p>
     <w:p>
@@ -6319,7 +6275,7 @@
         <w:spacing w:after="100"/>
       </w:pPr>
       <w:r>
-        <w:t>The Enhanced ER (EER) model adds three powerful abstractions on top of the basic ER model:</w:t>
+        <w:t>The three classical data models differ mainly in how they represent relationships between records:</w:t>
       </w:r>
     </w:p>
     <w:p>
@@ -6335,7 +6291,15 @@
         <w:spacing w:after="60"/>
       </w:pPr>
       <w:r>
-        <w:t>Generalization – a bottom-up process that combines lower-level entities into a higher-level superclass (e.g., Car + Truck → Vehicle).</w:t>
+        <w:t>Hierarchical Model – a tree structure with strict parent–child (</w:t>
+      </w:r>
+      <w:proofErr w:type="gramStart"/>
+      <w:r>
+        <w:t>1:N</w:t>
+      </w:r>
+      <w:proofErr w:type="gramEnd"/>
+      <w:r>
+        <w:t>) links; each child has exactly one parent; fast but rigid (e.g., IMS).</w:t>
       </w:r>
     </w:p>
     <w:p>
@@ -6351,7 +6315,7 @@
         <w:spacing w:after="60"/>
       </w:pPr>
       <w:r>
-        <w:t>Specialization – a top-down process that divides a superclass into specialized subclasses (e.g., Employee → Manager, Engineer), which inherit attributes and relationships from the superclass and may be disjoint/overlapping and total/partial.</w:t>
+        <w:t>Network Model – a graph structure using owner–member sets; a record can have multiple parents, giving more flexibility (e.g., CODASYL/IDMS).</w:t>
       </w:r>
     </w:p>
     <w:p>
@@ -6367,7 +6331,7 @@
         <w:spacing w:after="60"/>
       </w:pPr>
       <w:r>
-        <w:t>Aggregation – treats a relationship set itself as a higher-level entity, allowing relationships to have their own relationships.</w:t>
+        <w:t>Relational Model – data stored in tables (relations) of rows and columns; relationships expressed through foreign keys; simple, flexible, and SQL-based (e.g., MySQL, Oracle).</w:t>
       </w:r>
     </w:p>
     <w:p>
@@ -6380,10 +6344,10 @@
           <w:noProof/>
         </w:rPr>
         <w:drawing>
-          <wp:inline distT="0" distB="0" distL="0" distR="0" wp14:anchorId="1C6CC928" wp14:editId="146DC3D3">
+          <wp:inline distT="0" distB="0" distL="0" distR="0" wp14:anchorId="14821621" wp14:editId="5D979CF2">
             <wp:extent cx="5334000" cy="3524250"/>
             <wp:effectExtent l="0" t="0" r="0" b="0"/>
-            <wp:docPr id="44015658" name="Picture 44015658"/>
+            <wp:docPr id="836689204" name="Picture 836689204"/>
             <wp:cNvGraphicFramePr>
               <a:graphicFrameLocks xmlns:a="http://schemas.openxmlformats.org/drawingml/2006/main" noChangeAspect="1"/>
             </wp:cNvGraphicFramePr>
@@ -6504,22 +6468,12 @@
       <w:pPr>
         <w:pStyle w:val="Heading2"/>
         <w:spacing w:before="300" w:after="120"/>
-        <w:rPr>
-          <w:color w:val="1565C0"/>
-        </w:rPr>
-      </w:pPr>
-    </w:p>
-    <w:p>
-      <w:pPr>
-        <w:pStyle w:val="Heading2"/>
-        <w:spacing w:before="300" w:after="120"/>
-      </w:pPr>
-      <w:r>
-        <w:rPr>
-          <w:color w:val="1565C0"/>
-        </w:rPr>
-        <w:lastRenderedPageBreak/>
-        <w:t>Q7. Visual Concept Map: DBMS Software Architecture (User Request → Data Retrieval)</w:t>
+      </w:pPr>
+      <w:r>
+        <w:rPr>
+          <w:color w:val="1565C0"/>
+        </w:rPr>
+        <w:t>Q6. Concept Map: EER Model — Extending the Basic ER Model</w:t>
       </w:r>
     </w:p>
     <w:p>
@@ -6542,7 +6496,7 @@
         <w:spacing w:after="100"/>
       </w:pPr>
       <w:r>
-        <w:t>When a user or application issues a query, it passes through a defined pipeline inside the DBMS before data is returned:</w:t>
+        <w:t>The Enhanced ER (EER) model adds three powerful abstractions on top of the basic ER model:</w:t>
       </w:r>
     </w:p>
     <w:p>
@@ -6558,7 +6512,7 @@
         <w:spacing w:after="60"/>
       </w:pPr>
       <w:r>
-        <w:t>User/Application sends an SQL query.</w:t>
+        <w:t>Generalization – a bottom-up process that combines lower-level entities into a higher-level superclass (e.g., Car + Truck → Vehicle).</w:t>
       </w:r>
     </w:p>
     <w:p>
@@ -6574,7 +6528,7 @@
         <w:spacing w:after="60"/>
       </w:pPr>
       <w:r>
-        <w:t>Query Processor parses and validates the query.</w:t>
+        <w:t>Specialization – a top-down process that divides a superclass into specialized subclasses (e.g., Employee → Manager, Engineer), which inherit attributes and relationships from the superclass and may be disjoint/overlapping and total/partial.</w:t>
       </w:r>
     </w:p>
     <w:p>
@@ -6590,71 +6544,7 @@
         <w:spacing w:after="60"/>
       </w:pPr>
       <w:r>
-        <w:t>Query Optimizer selects the most efficient execution plan.</w:t>
-      </w:r>
-    </w:p>
-    <w:p>
-      <w:pPr>
-        <w:pStyle w:val="ListParagraph"/>
-        <w:widowControl/>
-        <w:numPr>
-          <w:ilvl w:val="0"/>
-          <w:numId w:val="1"/>
-        </w:numPr>
-        <w:autoSpaceDE/>
-        <w:autoSpaceDN/>
-        <w:spacing w:after="60"/>
-      </w:pPr>
-      <w:r>
-        <w:t>Execution Engine runs the chosen plan.</w:t>
-      </w:r>
-    </w:p>
-    <w:p>
-      <w:pPr>
-        <w:pStyle w:val="ListParagraph"/>
-        <w:widowControl/>
-        <w:numPr>
-          <w:ilvl w:val="0"/>
-          <w:numId w:val="1"/>
-        </w:numPr>
-        <w:autoSpaceDE/>
-        <w:autoSpaceDN/>
-        <w:spacing w:after="60"/>
-      </w:pPr>
-      <w:r>
-        <w:t>Transaction &amp; Concurrency Control Manager ensures ACID properties and safe multi-user access.</w:t>
-      </w:r>
-    </w:p>
-    <w:p>
-      <w:pPr>
-        <w:pStyle w:val="ListParagraph"/>
-        <w:widowControl/>
-        <w:numPr>
-          <w:ilvl w:val="0"/>
-          <w:numId w:val="1"/>
-        </w:numPr>
-        <w:autoSpaceDE/>
-        <w:autoSpaceDN/>
-        <w:spacing w:after="60"/>
-      </w:pPr>
-      <w:r>
-        <w:t>Storage/Buffer Manager reads and writes data pages from disk.</w:t>
-      </w:r>
-    </w:p>
-    <w:p>
-      <w:pPr>
-        <w:pStyle w:val="ListParagraph"/>
-        <w:widowControl/>
-        <w:numPr>
-          <w:ilvl w:val="0"/>
-          <w:numId w:val="1"/>
-        </w:numPr>
-        <w:autoSpaceDE/>
-        <w:autoSpaceDN/>
-        <w:spacing w:after="60"/>
-      </w:pPr>
-      <w:r>
-        <w:t>Physical Database stores the actual data; the result set is finally returned to the user.</w:t>
+        <w:t>Aggregation – treats a relationship set itself as a higher-level entity, allowing relationships to have their own relationships.</w:t>
       </w:r>
     </w:p>
     <w:p>
@@ -6667,10 +6557,10 @@
           <w:noProof/>
         </w:rPr>
         <w:drawing>
-          <wp:inline distT="0" distB="0" distL="0" distR="0" wp14:anchorId="51FE2348" wp14:editId="1D9C72C0">
-            <wp:extent cx="4000500" cy="2638425"/>
+          <wp:inline distT="0" distB="0" distL="0" distR="0" wp14:anchorId="1C6CC928" wp14:editId="146DC3D3">
+            <wp:extent cx="5334000" cy="3524250"/>
             <wp:effectExtent l="0" t="0" r="0" b="0"/>
-            <wp:docPr id="426939910" name="Picture 426939910"/>
+            <wp:docPr id="44015658" name="Picture 44015658"/>
             <wp:cNvGraphicFramePr>
               <a:graphicFrameLocks xmlns:a="http://schemas.openxmlformats.org/drawingml/2006/main" noChangeAspect="1"/>
             </wp:cNvGraphicFramePr>
@@ -6693,7 +6583,7 @@
                   <pic:spPr bwMode="auto">
                     <a:xfrm>
                       <a:off x="0" y="0"/>
-                      <a:ext cx="4000500" cy="2638425"/>
+                      <a:ext cx="5334000" cy="3524250"/>
                     </a:xfrm>
                     <a:prstGeom prst="rect">
                       <a:avLst/>
@@ -6805,8 +6695,7 @@
         <w:rPr>
           <w:color w:val="1565C0"/>
         </w:rPr>
-        <w:lastRenderedPageBreak/>
-        <w:t>Q8. Concept Map: Data Models Mapped to Real-World Applications</w:t>
+        <w:t>Q7. Visual Concept Map: DBMS Software Architecture (User Request → Data Retrieval)</w:t>
       </w:r>
     </w:p>
     <w:p>
@@ -6822,6 +6711,14 @@
           <w:szCs w:val="20"/>
         </w:rPr>
         <w:t>Marks: 5</w:t>
+      </w:r>
+    </w:p>
+    <w:p>
+      <w:pPr>
+        <w:spacing w:after="100"/>
+      </w:pPr>
+      <w:r>
+        <w:t>When a user or application issues a query, it passes through a defined pipeline inside the DBMS before data is returned:</w:t>
       </w:r>
     </w:p>
     <w:p>
@@ -6837,7 +6734,7 @@
         <w:spacing w:after="60"/>
       </w:pPr>
       <w:r>
-        <w:t>Relational Model → Banking, ERP, e-Commerce systems — suited for structured, transactional data with strong consistency needs.</w:t>
+        <w:t>User/Application sends an SQL query.</w:t>
       </w:r>
     </w:p>
     <w:p>
@@ -6853,7 +6750,7 @@
         <w:spacing w:after="60"/>
       </w:pPr>
       <w:r>
-        <w:t>Hierarchical Model → File systems, XML data, organization charts — suited for naturally tree-structured data.</w:t>
+        <w:t>Query Processor parses and validates the query.</w:t>
       </w:r>
     </w:p>
     <w:p>
@@ -6869,7 +6766,7 @@
         <w:spacing w:after="60"/>
       </w:pPr>
       <w:r>
-        <w:t>Network Model → Airline reservation, telecom systems — suited for complex many-to-many relationships.</w:t>
+        <w:t>Query Optimizer selects the most efficient execution plan.</w:t>
       </w:r>
     </w:p>
     <w:p>
@@ -6885,7 +6782,7 @@
         <w:spacing w:after="60"/>
       </w:pPr>
       <w:r>
-        <w:t>Object-Oriented Model → CAD/CAM, multimedia, engineering design — suited for complex objects with behavior.</w:t>
+        <w:t>Execution Engine runs the chosen plan.</w:t>
       </w:r>
     </w:p>
     <w:p>
@@ -6901,15 +6798,39 @@
         <w:spacing w:after="60"/>
       </w:pPr>
       <w:r>
-        <w:t xml:space="preserve">NoSQL/Document Model → </w:t>
-      </w:r>
-      <w:proofErr w:type="gramStart"/>
-      <w:r>
-        <w:t>Social media</w:t>
-      </w:r>
-      <w:proofErr w:type="gramEnd"/>
-      <w:r>
-        <w:t>, Big Data, real-time analytics — suited for large-scale, semi-structured, rapidly changing data.</w:t>
+        <w:t>Transaction &amp; Concurrency Control Manager ensures ACID properties and safe multi-user access.</w:t>
+      </w:r>
+    </w:p>
+    <w:p>
+      <w:pPr>
+        <w:pStyle w:val="ListParagraph"/>
+        <w:widowControl/>
+        <w:numPr>
+          <w:ilvl w:val="0"/>
+          <w:numId w:val="1"/>
+        </w:numPr>
+        <w:autoSpaceDE/>
+        <w:autoSpaceDN/>
+        <w:spacing w:after="60"/>
+      </w:pPr>
+      <w:r>
+        <w:t>Storage/Buffer Manager reads and writes data pages from disk.</w:t>
+      </w:r>
+    </w:p>
+    <w:p>
+      <w:pPr>
+        <w:pStyle w:val="ListParagraph"/>
+        <w:widowControl/>
+        <w:numPr>
+          <w:ilvl w:val="0"/>
+          <w:numId w:val="1"/>
+        </w:numPr>
+        <w:autoSpaceDE/>
+        <w:autoSpaceDN/>
+        <w:spacing w:after="60"/>
+      </w:pPr>
+      <w:r>
+        <w:t>Physical Database stores the actual data; the result set is finally returned to the user.</w:t>
       </w:r>
     </w:p>
     <w:p>
@@ -6922,10 +6843,10 @@
           <w:noProof/>
         </w:rPr>
         <w:drawing>
-          <wp:inline distT="0" distB="0" distL="0" distR="0" wp14:anchorId="15EAF151" wp14:editId="7138616D">
-            <wp:extent cx="5334000" cy="3524250"/>
+          <wp:inline distT="0" distB="0" distL="0" distR="0" wp14:anchorId="51FE2348" wp14:editId="1D9C72C0">
+            <wp:extent cx="4000500" cy="2638425"/>
             <wp:effectExtent l="0" t="0" r="0" b="0"/>
-            <wp:docPr id="1998041430" name="Picture 1998041430"/>
+            <wp:docPr id="426939910" name="Picture 426939910"/>
             <wp:cNvGraphicFramePr>
               <a:graphicFrameLocks xmlns:a="http://schemas.openxmlformats.org/drawingml/2006/main" noChangeAspect="1"/>
             </wp:cNvGraphicFramePr>
@@ -6948,7 +6869,7 @@
                   <pic:spPr bwMode="auto">
                     <a:xfrm>
                       <a:off x="0" y="0"/>
-                      <a:ext cx="5334000" cy="3524250"/>
+                      <a:ext cx="4000500" cy="2638425"/>
                     </a:xfrm>
                     <a:prstGeom prst="rect">
                       <a:avLst/>
@@ -7046,13 +6967,21 @@
       <w:pPr>
         <w:pStyle w:val="Heading2"/>
         <w:spacing w:before="300" w:after="120"/>
-      </w:pPr>
-      <w:r>
-        <w:rPr>
-          <w:color w:val="1565C0"/>
-        </w:rPr>
-        <w:lastRenderedPageBreak/>
-        <w:t>Q9. Concept Map: Schema and Instance vs Data Independence</w:t>
+        <w:rPr>
+          <w:color w:val="1565C0"/>
+        </w:rPr>
+      </w:pPr>
+    </w:p>
+    <w:p>
+      <w:pPr>
+        <w:pStyle w:val="Heading2"/>
+        <w:spacing w:before="300" w:after="120"/>
+      </w:pPr>
+      <w:r>
+        <w:rPr>
+          <w:color w:val="1565C0"/>
+        </w:rPr>
+        <w:t>Q8. Concept Map: Data Models Mapped to Real-World Applications</w:t>
       </w:r>
     </w:p>
     <w:p>
@@ -7068,14 +6997,6 @@
           <w:szCs w:val="20"/>
         </w:rPr>
         <w:t>Marks: 5</w:t>
-      </w:r>
-    </w:p>
-    <w:p>
-      <w:pPr>
-        <w:spacing w:after="100"/>
-      </w:pPr>
-      <w:r>
-        <w:t>A Schema is the overall design/structure of a database (rarely changes), while an Instance is the actual data present at a given moment (changes frequently). The three ANSI/SPARC schemas connect directly to data independence:</w:t>
       </w:r>
     </w:p>
     <w:p>
@@ -7091,7 +7012,7 @@
         <w:spacing w:after="60"/>
       </w:pPr>
       <w:r>
-        <w:t>External Schema, Conceptual Schema, and Internal Schema together make up the full database schema.</w:t>
+        <w:t>Relational Model → Banking, ERP, e-Commerce systems — suited for structured, transactional data with strong consistency needs.</w:t>
       </w:r>
     </w:p>
     <w:p>
@@ -7107,7 +7028,7 @@
         <w:spacing w:after="60"/>
       </w:pPr>
       <w:r>
-        <w:t>Logical Data Independence — the External schema remains unaffected when the Conceptual schema changes.</w:t>
+        <w:t>Hierarchical Model → File systems, XML data, organization charts — suited for naturally tree-structured data.</w:t>
       </w:r>
     </w:p>
     <w:p>
@@ -7123,7 +7044,47 @@
         <w:spacing w:after="60"/>
       </w:pPr>
       <w:r>
-        <w:t>Physical Data Independence — the Conceptual schema remains unaffected when the Internal schema changes.</w:t>
+        <w:t>Network Model → Airline reservation, telecom systems — suited for complex many-to-many relationships.</w:t>
+      </w:r>
+    </w:p>
+    <w:p>
+      <w:pPr>
+        <w:pStyle w:val="ListParagraph"/>
+        <w:widowControl/>
+        <w:numPr>
+          <w:ilvl w:val="0"/>
+          <w:numId w:val="1"/>
+        </w:numPr>
+        <w:autoSpaceDE/>
+        <w:autoSpaceDN/>
+        <w:spacing w:after="60"/>
+      </w:pPr>
+      <w:r>
+        <w:t>Object-Oriented Model → CAD/CAM, multimedia, engineering design — suited for complex objects with behavior.</w:t>
+      </w:r>
+    </w:p>
+    <w:p>
+      <w:pPr>
+        <w:pStyle w:val="ListParagraph"/>
+        <w:widowControl/>
+        <w:numPr>
+          <w:ilvl w:val="0"/>
+          <w:numId w:val="1"/>
+        </w:numPr>
+        <w:autoSpaceDE/>
+        <w:autoSpaceDN/>
+        <w:spacing w:after="60"/>
+      </w:pPr>
+      <w:r>
+        <w:t xml:space="preserve">NoSQL/Document Model → </w:t>
+      </w:r>
+      <w:proofErr w:type="gramStart"/>
+      <w:r>
+        <w:t>Social media</w:t>
+      </w:r>
+      <w:proofErr w:type="gramEnd"/>
+      <w:r>
+        <w:t>, Big Data, real-time analytics — suited for large-scale, semi-structured, rapidly changing data.</w:t>
       </w:r>
     </w:p>
     <w:p>
@@ -7136,10 +7097,10 @@
           <w:noProof/>
         </w:rPr>
         <w:drawing>
-          <wp:inline distT="0" distB="0" distL="0" distR="0" wp14:anchorId="1AFE8ADC" wp14:editId="3221E1EE">
+          <wp:inline distT="0" distB="0" distL="0" distR="0" wp14:anchorId="15EAF151" wp14:editId="7138616D">
             <wp:extent cx="5334000" cy="3524250"/>
             <wp:effectExtent l="0" t="0" r="0" b="0"/>
-            <wp:docPr id="888967439" name="Picture 888967439"/>
+            <wp:docPr id="1998041430" name="Picture 1998041430"/>
             <wp:cNvGraphicFramePr>
               <a:graphicFrameLocks xmlns:a="http://schemas.openxmlformats.org/drawingml/2006/main" noChangeAspect="1"/>
             </wp:cNvGraphicFramePr>
@@ -7265,8 +7226,7 @@
         <w:rPr>
           <w:color w:val="1565C0"/>
         </w:rPr>
-        <w:lastRenderedPageBreak/>
-        <w:t>Q10. Concept Map: Roles and Responsibilities in a DBMS Environment</w:t>
+        <w:t>Q9. Concept Map: Schema and Instance vs Data Independence</w:t>
       </w:r>
     </w:p>
     <w:p>
@@ -7282,6 +7242,14 @@
           <w:szCs w:val="20"/>
         </w:rPr>
         <w:t>Marks: 5</w:t>
+      </w:r>
+    </w:p>
+    <w:p>
+      <w:pPr>
+        <w:spacing w:after="100"/>
+      </w:pPr>
+      <w:r>
+        <w:t>A Schema is the overall design/structure of a database (rarely changes), while an Instance is the actual data present at a given moment (changes frequently). The three ANSI/SPARC schemas connect directly to data independence:</w:t>
       </w:r>
     </w:p>
     <w:p>
@@ -7297,7 +7265,7 @@
         <w:spacing w:after="60"/>
       </w:pPr>
       <w:r>
-        <w:t>Database Administrator (DBA) – defines the schema, manages security, performs backup &amp; recovery, and tunes performance.</w:t>
+        <w:t>External Schema, Conceptual Schema, and Internal Schema together make up the full database schema.</w:t>
       </w:r>
     </w:p>
     <w:p>
@@ -7313,7 +7281,7 @@
         <w:spacing w:after="60"/>
       </w:pPr>
       <w:r>
-        <w:t>Application Developer – writes programs/interfaces using DML or embedded SQL to interact with the database on behalf of end users.</w:t>
+        <w:t>Logical Data Independence — the External schema remains unaffected when the Conceptual schema changes.</w:t>
       </w:r>
     </w:p>
     <w:p>
@@ -7329,7 +7297,7 @@
         <w:spacing w:after="60"/>
       </w:pPr>
       <w:r>
-        <w:t>End User – interacts with the database through queries or applications; classified as Naive User, Casual User, or Sophisticated User depending on expertise.</w:t>
+        <w:t>Physical Data Independence — the Conceptual schema remains unaffected when the Internal schema changes.</w:t>
       </w:r>
     </w:p>
     <w:p>
@@ -7342,10 +7310,10 @@
           <w:noProof/>
         </w:rPr>
         <w:drawing>
-          <wp:inline distT="0" distB="0" distL="0" distR="0" wp14:anchorId="58E5304A" wp14:editId="6B7A7600">
+          <wp:inline distT="0" distB="0" distL="0" distR="0" wp14:anchorId="1AFE8ADC" wp14:editId="3221E1EE">
             <wp:extent cx="5334000" cy="3524250"/>
             <wp:effectExtent l="0" t="0" r="0" b="0"/>
-            <wp:docPr id="831932193" name="Picture 831932193"/>
+            <wp:docPr id="888967439" name="Picture 888967439"/>
             <wp:cNvGraphicFramePr>
               <a:graphicFrameLocks xmlns:a="http://schemas.openxmlformats.org/drawingml/2006/main" noChangeAspect="1"/>
             </wp:cNvGraphicFramePr>
@@ -7382,6 +7350,217 @@
       </w:r>
     </w:p>
     <w:p>
+      <w:pPr>
+        <w:pStyle w:val="Heading2"/>
+        <w:spacing w:before="300" w:after="120"/>
+        <w:rPr>
+          <w:color w:val="1565C0"/>
+        </w:rPr>
+      </w:pPr>
+    </w:p>
+    <w:p>
+      <w:pPr>
+        <w:pStyle w:val="Heading2"/>
+        <w:spacing w:before="300" w:after="120"/>
+        <w:rPr>
+          <w:color w:val="1565C0"/>
+        </w:rPr>
+      </w:pPr>
+    </w:p>
+    <w:p>
+      <w:pPr>
+        <w:pStyle w:val="Heading2"/>
+        <w:spacing w:before="300" w:after="120"/>
+        <w:rPr>
+          <w:color w:val="1565C0"/>
+        </w:rPr>
+      </w:pPr>
+    </w:p>
+    <w:p>
+      <w:pPr>
+        <w:pStyle w:val="Heading2"/>
+        <w:spacing w:before="300" w:after="120"/>
+        <w:rPr>
+          <w:color w:val="1565C0"/>
+        </w:rPr>
+      </w:pPr>
+    </w:p>
+    <w:p>
+      <w:pPr>
+        <w:pStyle w:val="Heading2"/>
+        <w:spacing w:before="300" w:after="120"/>
+        <w:rPr>
+          <w:color w:val="1565C0"/>
+        </w:rPr>
+      </w:pPr>
+    </w:p>
+    <w:p>
+      <w:pPr>
+        <w:pStyle w:val="Heading2"/>
+        <w:spacing w:before="300" w:after="120"/>
+        <w:rPr>
+          <w:color w:val="1565C0"/>
+        </w:rPr>
+      </w:pPr>
+    </w:p>
+    <w:p>
+      <w:pPr>
+        <w:pStyle w:val="Heading2"/>
+        <w:spacing w:before="300" w:after="120"/>
+        <w:rPr>
+          <w:color w:val="1565C0"/>
+        </w:rPr>
+      </w:pPr>
+    </w:p>
+    <w:p>
+      <w:pPr>
+        <w:pStyle w:val="Heading2"/>
+        <w:spacing w:before="300" w:after="120"/>
+        <w:rPr>
+          <w:color w:val="1565C0"/>
+        </w:rPr>
+      </w:pPr>
+    </w:p>
+    <w:p>
+      <w:pPr>
+        <w:pStyle w:val="Heading2"/>
+        <w:spacing w:before="300" w:after="120"/>
+        <w:rPr>
+          <w:color w:val="1565C0"/>
+        </w:rPr>
+      </w:pPr>
+    </w:p>
+    <w:p>
+      <w:pPr>
+        <w:pStyle w:val="Heading2"/>
+        <w:spacing w:before="300" w:after="120"/>
+      </w:pPr>
+      <w:r>
+        <w:rPr>
+          <w:color w:val="1565C0"/>
+        </w:rPr>
+        <w:t xml:space="preserve"> </w:t>
+      </w:r>
+      <w:r>
+        <w:rPr>
+          <w:color w:val="1565C0"/>
+        </w:rPr>
+        <w:t>Q10. Concept Map: Roles and Responsibilities in a DBMS Environment</w:t>
+      </w:r>
+    </w:p>
+    <w:p>
+      <w:pPr>
+        <w:spacing w:after="150"/>
+      </w:pPr>
+      <w:r>
+        <w:rPr>
+          <w:i/>
+          <w:iCs/>
+          <w:color w:val="666666"/>
+          <w:sz w:val="20"/>
+          <w:szCs w:val="20"/>
+        </w:rPr>
+        <w:t>Marks: 5</w:t>
+      </w:r>
+    </w:p>
+    <w:p>
+      <w:pPr>
+        <w:pStyle w:val="ListParagraph"/>
+        <w:widowControl/>
+        <w:numPr>
+          <w:ilvl w:val="0"/>
+          <w:numId w:val="1"/>
+        </w:numPr>
+        <w:autoSpaceDE/>
+        <w:autoSpaceDN/>
+        <w:spacing w:after="60"/>
+      </w:pPr>
+      <w:r>
+        <w:t>Database Administrator (DBA) – defines the schema, manages security, performs backup &amp; recovery, and tunes performance.</w:t>
+      </w:r>
+    </w:p>
+    <w:p>
+      <w:pPr>
+        <w:pStyle w:val="ListParagraph"/>
+        <w:widowControl/>
+        <w:numPr>
+          <w:ilvl w:val="0"/>
+          <w:numId w:val="1"/>
+        </w:numPr>
+        <w:autoSpaceDE/>
+        <w:autoSpaceDN/>
+        <w:spacing w:after="60"/>
+      </w:pPr>
+      <w:r>
+        <w:t>Application Developer – writes programs/interfaces using DML or embedded SQL to interact with the database on behalf of end users.</w:t>
+      </w:r>
+    </w:p>
+    <w:p>
+      <w:pPr>
+        <w:pStyle w:val="ListParagraph"/>
+        <w:widowControl/>
+        <w:numPr>
+          <w:ilvl w:val="0"/>
+          <w:numId w:val="1"/>
+        </w:numPr>
+        <w:autoSpaceDE/>
+        <w:autoSpaceDN/>
+        <w:spacing w:after="60"/>
+      </w:pPr>
+      <w:r>
+        <w:t>End User – interacts with the database through queries or applications; classified as Naive User, Casual User, or Sophisticated User depending on expertise.</w:t>
+      </w:r>
+    </w:p>
+    <w:p>
+      <w:pPr>
+        <w:spacing w:before="100" w:after="200"/>
+        <w:jc w:val="center"/>
+      </w:pPr>
+      <w:r>
+        <w:rPr>
+          <w:noProof/>
+        </w:rPr>
+        <w:drawing>
+          <wp:inline distT="0" distB="0" distL="0" distR="0" wp14:anchorId="58E5304A" wp14:editId="6B7A7600">
+            <wp:extent cx="5334000" cy="3524250"/>
+            <wp:effectExtent l="0" t="0" r="0" b="0"/>
+            <wp:docPr id="831932193" name="Picture 831932193"/>
+            <wp:cNvGraphicFramePr>
+              <a:graphicFrameLocks xmlns:a="http://schemas.openxmlformats.org/drawingml/2006/main" noChangeAspect="1"/>
+            </wp:cNvGraphicFramePr>
+            <a:graphic xmlns:a="http://schemas.openxmlformats.org/drawingml/2006/main">
+              <a:graphicData uri="http://schemas.openxmlformats.org/drawingml/2006/picture">
+                <pic:pic xmlns:pic="http://schemas.openxmlformats.org/drawingml/2006/picture">
+                  <pic:nvPicPr>
+                    <pic:cNvPr id="0" name=""/>
+                    <pic:cNvPicPr>
+                      <a:picLocks noChangeAspect="1" noChangeArrowheads="1"/>
+                    </pic:cNvPicPr>
+                  </pic:nvPicPr>
+                  <pic:blipFill>
+                    <a:blip r:embed="rId16"/>
+                    <a:srcRect/>
+                    <a:stretch>
+                      <a:fillRect/>
+                    </a:stretch>
+                  </pic:blipFill>
+                  <pic:spPr bwMode="auto">
+                    <a:xfrm>
+                      <a:off x="0" y="0"/>
+                      <a:ext cx="5334000" cy="3524250"/>
+                    </a:xfrm>
+                    <a:prstGeom prst="rect">
+                      <a:avLst/>
+                    </a:prstGeom>
+                  </pic:spPr>
+                </pic:pic>
+              </a:graphicData>
+            </a:graphic>
+          </wp:inline>
+        </w:drawing>
+      </w:r>
+    </w:p>
+    <w:p>
       <w:r>
         <w:br w:type="page"/>
       </w:r>
@@ -7434,7 +7613,7 @@
                     </pic:cNvPicPr>
                   </pic:nvPicPr>
                   <pic:blipFill>
-                    <a:blip r:embed="rId16"/>
+                    <a:blip r:embed="rId17"/>
                     <a:srcRect/>
                     <a:stretch>
                       <a:fillRect/>
@@ -8058,6 +8237,82 @@
       <w:jc w:val="center"/>
     </w:pPr>
   </w:style>
+  <w:style w:type="paragraph" w:styleId="NoSpacing">
+    <w:name w:val="No Spacing"/>
+    <w:uiPriority w:val="1"/>
+    <w:qFormat/>
+    <w:rsid w:val="00F720B8"/>
+    <w:rPr>
+      <w:rFonts w:ascii="Arial MT" w:eastAsia="Arial MT" w:hAnsi="Arial MT" w:cs="Arial MT"/>
+    </w:rPr>
+  </w:style>
+  <w:style w:type="character" w:styleId="CommentReference">
+    <w:name w:val="annotation reference"/>
+    <w:basedOn w:val="DefaultParagraphFont"/>
+    <w:uiPriority w:val="99"/>
+    <w:semiHidden/>
+    <w:unhideWhenUsed/>
+    <w:rsid w:val="00F720B8"/>
+    <w:rPr>
+      <w:sz w:val="16"/>
+      <w:szCs w:val="16"/>
+    </w:rPr>
+  </w:style>
+  <w:style w:type="paragraph" w:styleId="CommentText">
+    <w:name w:val="annotation text"/>
+    <w:basedOn w:val="Normal"/>
+    <w:link w:val="CommentTextChar"/>
+    <w:uiPriority w:val="99"/>
+    <w:semiHidden/>
+    <w:unhideWhenUsed/>
+    <w:rsid w:val="00F720B8"/>
+    <w:rPr>
+      <w:sz w:val="20"/>
+      <w:szCs w:val="20"/>
+    </w:rPr>
+  </w:style>
+  <w:style w:type="character" w:customStyle="1" w:styleId="CommentTextChar">
+    <w:name w:val="Comment Text Char"/>
+    <w:basedOn w:val="DefaultParagraphFont"/>
+    <w:link w:val="CommentText"/>
+    <w:uiPriority w:val="99"/>
+    <w:semiHidden/>
+    <w:rsid w:val="00F720B8"/>
+    <w:rPr>
+      <w:rFonts w:ascii="Arial MT" w:eastAsia="Arial MT" w:hAnsi="Arial MT" w:cs="Arial MT"/>
+      <w:sz w:val="20"/>
+      <w:szCs w:val="20"/>
+    </w:rPr>
+  </w:style>
+  <w:style w:type="paragraph" w:styleId="CommentSubject">
+    <w:name w:val="annotation subject"/>
+    <w:basedOn w:val="CommentText"/>
+    <w:next w:val="CommentText"/>
+    <w:link w:val="CommentSubjectChar"/>
+    <w:uiPriority w:val="99"/>
+    <w:semiHidden/>
+    <w:unhideWhenUsed/>
+    <w:rsid w:val="00F720B8"/>
+    <w:rPr>
+      <w:b/>
+      <w:bCs/>
+    </w:rPr>
+  </w:style>
+  <w:style w:type="character" w:customStyle="1" w:styleId="CommentSubjectChar">
+    <w:name w:val="Comment Subject Char"/>
+    <w:basedOn w:val="CommentTextChar"/>
+    <w:link w:val="CommentSubject"/>
+    <w:uiPriority w:val="99"/>
+    <w:semiHidden/>
+    <w:rsid w:val="00F720B8"/>
+    <w:rPr>
+      <w:rFonts w:ascii="Arial MT" w:eastAsia="Arial MT" w:hAnsi="Arial MT" w:cs="Arial MT"/>
+      <w:b/>
+      <w:bCs/>
+      <w:sz w:val="20"/>
+      <w:szCs w:val="20"/>
+    </w:rPr>
+  </w:style>
 </w:styles>
 </file>
 
